--- a/第一周工作周报.docx
+++ b/第一周工作周报.docx
@@ -1675,7 +1675,7 @@
                     <pic:cNvPicPr/>
                   </pic:nvPicPr>
                   <pic:blipFill>
-                    <a:blip r:embed="rId6"/>
+                    <a:blip r:embed="rId8"/>
                     <a:stretch>
                       <a:fillRect/>
                     </a:stretch>
@@ -1777,7 +1777,7 @@
                     <pic:cNvPicPr/>
                   </pic:nvPicPr>
                   <pic:blipFill>
-                    <a:blip r:embed="rId7"/>
+                    <a:blip r:embed="rId9"/>
                     <a:stretch>
                       <a:fillRect/>
                     </a:stretch>
@@ -2957,7 +2957,7 @@
                     <pic:cNvPicPr/>
                   </pic:nvPicPr>
                   <pic:blipFill>
-                    <a:blip r:embed="rId8"/>
+                    <a:blip r:embed="rId10"/>
                     <a:stretch>
                       <a:fillRect/>
                     </a:stretch>
@@ -3040,7 +3040,7 @@
                     <pic:cNvPicPr/>
                   </pic:nvPicPr>
                   <pic:blipFill>
-                    <a:blip r:embed="rId9"/>
+                    <a:blip r:embed="rId11"/>
                     <a:stretch>
                       <a:fillRect/>
                     </a:stretch>
@@ -3226,7 +3226,7 @@
                     <pic:cNvPicPr/>
                   </pic:nvPicPr>
                   <pic:blipFill>
-                    <a:blip r:embed="rId10"/>
+                    <a:blip r:embed="rId12"/>
                     <a:stretch>
                       <a:fillRect/>
                     </a:stretch>
@@ -4037,23 +4037,7 @@
                 <w:rFonts w:ascii="Times New Roman" w:hAnsi="Times New Roman" w:cs="Times New Roman"/>
                 <w:lang w:eastAsia="zh-CN"/>
               </w:rPr>
-              <w:t xml:space="preserve"> = </w:t>
-            </w:r>
-            <w:proofErr w:type="spellStart"/>
-            <w:r>
-              <w:rPr>
-                <w:rFonts w:ascii="Times New Roman" w:hAnsi="Times New Roman" w:cs="Times New Roman"/>
-                <w:lang w:eastAsia="zh-CN"/>
-              </w:rPr>
-              <w:t>p.x</w:t>
-            </w:r>
-            <w:proofErr w:type="spellEnd"/>
-            <w:r>
-              <w:rPr>
-                <w:rFonts w:ascii="Times New Roman" w:hAnsi="Times New Roman" w:cs="Times New Roman"/>
-                <w:lang w:eastAsia="zh-CN"/>
-              </w:rPr>
-              <w:t xml:space="preserve"> + 1;</w:t>
+              <w:t xml:space="preserve"> = p.x + 1;</w:t>
             </w:r>
             <w:r>
               <w:rPr>
@@ -7684,7 +7668,7 @@
         </w:numPr>
         <w:spacing w:line="480" w:lineRule="exact"/>
         <w:rPr>
-          <w:rFonts w:ascii="Times New Roman" w:hAnsi="Times New Roman" w:cs="Times New Roman" w:hint="eastAsia"/>
+          <w:rFonts w:ascii="Times New Roman" w:hAnsi="Times New Roman" w:cs="Times New Roman"/>
           <w:lang w:eastAsia="zh-CN"/>
         </w:rPr>
       </w:pPr>
@@ -7694,7 +7678,7 @@
         <w:pStyle w:val="1"/>
         <w:spacing w:line="480" w:lineRule="exact"/>
         <w:rPr>
-          <w:rFonts w:ascii="黑体" w:eastAsia="黑体" w:hAnsi="黑体" w:cs="Times New Roman"/>
+          <w:rFonts w:ascii="黑体" w:eastAsia="黑体" w:hAnsi="黑体" w:cs="Times New Roman" w:hint="eastAsia"/>
           <w:b w:val="0"/>
           <w:bCs w:val="0"/>
           <w:sz w:val="36"/>
@@ -8973,7 +8957,7 @@
       <w:pPr>
         <w:spacing w:line="480" w:lineRule="exact"/>
         <w:rPr>
-          <w:rFonts w:ascii="Times New Roman" w:hAnsi="Times New Roman" w:cs="Times New Roman" w:hint="eastAsia"/>
+          <w:rFonts w:ascii="Times New Roman" w:hAnsi="Times New Roman" w:cs="Times New Roman"/>
           <w:lang w:eastAsia="zh-CN"/>
         </w:rPr>
       </w:pPr>
@@ -8986,6 +8970,68 @@
     </w:sectPr>
   </w:body>
 </w:document>
+</file>
+
+<file path=word/endnotes.xml><?xml version="1.0" encoding="utf-8"?>
+<w:endnotes xmlns:wpc="http://schemas.microsoft.com/office/word/2010/wordprocessingCanvas" xmlns:cx="http://schemas.microsoft.com/office/drawing/2014/chartex" xmlns:cx1="http://schemas.microsoft.com/office/drawing/2015/9/8/chartex" xmlns:cx2="http://schemas.microsoft.com/office/drawing/2015/10/21/chartex" xmlns:cx3="http://schemas.microsoft.com/office/drawing/2016/5/9/chartex" xmlns:cx4="http://schemas.microsoft.com/office/drawing/2016/5/10/chartex" xmlns:cx5="http://schemas.microsoft.com/office/drawing/2016/5/11/chartex" xmlns:cx6="http://schemas.microsoft.com/office/drawing/2016/5/12/chartex" xmlns:cx7="http://schemas.microsoft.com/office/drawing/2016/5/13/chartex" xmlns:cx8="http://schemas.microsoft.com/office/drawing/2016/5/14/chartex" xmlns:mc="http://schemas.openxmlformats.org/markup-compatibility/2006" xmlns:aink="http://schemas.microsoft.com/office/drawing/2016/ink" xmlns:am3d="http://schemas.microsoft.com/office/drawing/2017/model3d" xmlns:o="urn:schemas-microsoft-com:office:office" xmlns:oel="http://schemas.microsoft.com/office/2019/extlst" xmlns:r="http://schemas.openxmlformats.org/officeDocument/2006/relationships" xmlns:m="http://schemas.openxmlformats.org/officeDocument/2006/math" xmlns:v="urn:schemas-microsoft-com:vml" xmlns:wp14="http://schemas.microsoft.com/office/word/2010/wordprocessingDrawing" xmlns:wp="http://schemas.openxmlformats.org/drawingml/2006/wordprocessingDrawing" xmlns:w10="urn:schemas-microsoft-com:office:word" xmlns:w="http://schemas.openxmlformats.org/wordprocessingml/2006/main" xmlns:w14="http://schemas.microsoft.com/office/word/2010/wordml" xmlns:w15="http://schemas.microsoft.com/office/word/2012/wordml" xmlns:w16cex="http://schemas.microsoft.com/office/word/2018/wordml/cex" xmlns:w16cid="http://schemas.microsoft.com/office/word/2016/wordml/cid" xmlns:w16="http://schemas.microsoft.com/office/word/2018/wordml" xmlns:w16du="http://schemas.microsoft.com/office/word/2023/wordml/word16du" xmlns:w16sdtdh="http://schemas.microsoft.com/office/word/2020/wordml/sdtdatahash" xmlns:w16sdtfl="http://schemas.microsoft.com/office/word/2024/wordml/sdtformatlock" xmlns:w16se="http://schemas.microsoft.com/office/word/2015/wordml/symex" xmlns:wpg="http://schemas.microsoft.com/office/word/2010/wordprocessingGroup" xmlns:wpi="http://schemas.microsoft.com/office/word/2010/wordprocessingInk" xmlns:wne="http://schemas.microsoft.com/office/word/2006/wordml" xmlns:wps="http://schemas.microsoft.com/office/word/2010/wordprocessingShape" mc:Ignorable="w14 w15 w16se w16cid w16 w16cex w16sdtdh w16sdtfl w16du wp14">
+  <w:endnote w:type="separator" w:id="-1">
+    <w:p>
+      <w:pPr>
+        <w:spacing w:after="0" w:line="240" w:lineRule="auto"/>
+        <w:rPr>
+          <w:rFonts w:hint="eastAsia"/>
+        </w:rPr>
+      </w:pPr>
+      <w:r>
+        <w:separator/>
+      </w:r>
+    </w:p>
+  </w:endnote>
+  <w:endnote w:type="continuationSeparator" w:id="0">
+    <w:p>
+      <w:pPr>
+        <w:spacing w:after="0" w:line="240" w:lineRule="auto"/>
+        <w:rPr>
+          <w:rFonts w:hint="eastAsia"/>
+        </w:rPr>
+      </w:pPr>
+      <w:r>
+        <w:continuationSeparator/>
+      </w:r>
+    </w:p>
+  </w:endnote>
+</w:endnotes>
+</file>
+
+<file path=word/footnotes.xml><?xml version="1.0" encoding="utf-8"?>
+<w:footnotes xmlns:wpc="http://schemas.microsoft.com/office/word/2010/wordprocessingCanvas" xmlns:cx="http://schemas.microsoft.com/office/drawing/2014/chartex" xmlns:cx1="http://schemas.microsoft.com/office/drawing/2015/9/8/chartex" xmlns:cx2="http://schemas.microsoft.com/office/drawing/2015/10/21/chartex" xmlns:cx3="http://schemas.microsoft.com/office/drawing/2016/5/9/chartex" xmlns:cx4="http://schemas.microsoft.com/office/drawing/2016/5/10/chartex" xmlns:cx5="http://schemas.microsoft.com/office/drawing/2016/5/11/chartex" xmlns:cx6="http://schemas.microsoft.com/office/drawing/2016/5/12/chartex" xmlns:cx7="http://schemas.microsoft.com/office/drawing/2016/5/13/chartex" xmlns:cx8="http://schemas.microsoft.com/office/drawing/2016/5/14/chartex" xmlns:mc="http://schemas.openxmlformats.org/markup-compatibility/2006" xmlns:aink="http://schemas.microsoft.com/office/drawing/2016/ink" xmlns:am3d="http://schemas.microsoft.com/office/drawing/2017/model3d" xmlns:o="urn:schemas-microsoft-com:office:office" xmlns:oel="http://schemas.microsoft.com/office/2019/extlst" xmlns:r="http://schemas.openxmlformats.org/officeDocument/2006/relationships" xmlns:m="http://schemas.openxmlformats.org/officeDocument/2006/math" xmlns:v="urn:schemas-microsoft-com:vml" xmlns:wp14="http://schemas.microsoft.com/office/word/2010/wordprocessingDrawing" xmlns:wp="http://schemas.openxmlformats.org/drawingml/2006/wordprocessingDrawing" xmlns:w10="urn:schemas-microsoft-com:office:word" xmlns:w="http://schemas.openxmlformats.org/wordprocessingml/2006/main" xmlns:w14="http://schemas.microsoft.com/office/word/2010/wordml" xmlns:w15="http://schemas.microsoft.com/office/word/2012/wordml" xmlns:w16cex="http://schemas.microsoft.com/office/word/2018/wordml/cex" xmlns:w16cid="http://schemas.microsoft.com/office/word/2016/wordml/cid" xmlns:w16="http://schemas.microsoft.com/office/word/2018/wordml" xmlns:w16du="http://schemas.microsoft.com/office/word/2023/wordml/word16du" xmlns:w16sdtdh="http://schemas.microsoft.com/office/word/2020/wordml/sdtdatahash" xmlns:w16sdtfl="http://schemas.microsoft.com/office/word/2024/wordml/sdtformatlock" xmlns:w16se="http://schemas.microsoft.com/office/word/2015/wordml/symex" xmlns:wpg="http://schemas.microsoft.com/office/word/2010/wordprocessingGroup" xmlns:wpi="http://schemas.microsoft.com/office/word/2010/wordprocessingInk" xmlns:wne="http://schemas.microsoft.com/office/word/2006/wordml" xmlns:wps="http://schemas.microsoft.com/office/word/2010/wordprocessingShape" mc:Ignorable="w14 w15 w16se w16cid w16 w16cex w16sdtdh w16sdtfl w16du wp14">
+  <w:footnote w:type="separator" w:id="-1">
+    <w:p>
+      <w:pPr>
+        <w:spacing w:after="0" w:line="240" w:lineRule="auto"/>
+        <w:rPr>
+          <w:rFonts w:hint="eastAsia"/>
+        </w:rPr>
+      </w:pPr>
+      <w:r>
+        <w:separator/>
+      </w:r>
+    </w:p>
+  </w:footnote>
+  <w:footnote w:type="continuationSeparator" w:id="0">
+    <w:p>
+      <w:pPr>
+        <w:spacing w:after="0" w:line="240" w:lineRule="auto"/>
+        <w:rPr>
+          <w:rFonts w:hint="eastAsia"/>
+        </w:rPr>
+      </w:pPr>
+      <w:r>
+        <w:continuationSeparator/>
+      </w:r>
+    </w:p>
+  </w:footnote>
+</w:footnotes>
 </file>
 
 <file path=word/numbering.xml><?xml version="1.0" encoding="utf-8"?>
